--- a/_materials/dogovor-pacienta/out/Договор-на-оказание-стоматологических-услуг.docx
+++ b/_materials/dogovor-pacienta/out/Договор-на-оказание-стоматологических-услуг.docx
@@ -138,7 +138,7 @@
           <w:i w:val="0"/>
           <w:sz w:val="21"/>
         </w:rPr>
-        <w:t>Общество с ограниченной ответственностью «АНГЕЛ-ДЕНТ» (ОГРН 1135012000936, ИНН 5012077543, КПП 504101001; место нахождения: 143968, Московская область, г. Реутов, ул. Победы, д. 22, помещение V; сведения о государственной регистрации внесены в ЕГРЮЛ 15.02.2013, свидетельство серии 50 № 013151179, выдано Межрайонной инспекцией Федеральной налоговой службы № 20 по Московской области; лицензия на осуществление медицинской деятельности № Л041-01162-50/00299266 от 19.07.2016, предоставлена бессрочно, лицензирующий орган — Министерство здравоохранения Московской области (143407, Московская область, г. Красногорск, бульвар Строителей, д. 1, телефон 8 (498) 602-03-01); перечень работ (услуг), составляющих медицинскую деятельность, и адреса мест её осуществления указаны в выписке из реестра лицензий, размещённой на информационном стенде и на сайте Исполнителя), именуемое в дальнейшем «Исполнитель», в лице генерального директора Геворкяна Санатрука Ивановича, действующего на основании Устава, с одной стороны, и</w:t>
+        <w:t>Общество с ограниченной ответственностью «АНГЕЛ-ДЕНТ» (ОГРН 1135012000936, ИНН 5012077543, КПП 504101001; место нахождения: 143968, Московская область, г. Реутов, ул. Победы, д. 22, помещение V; сведения о государственной регистрации внесены в ЕГРЮЛ 15.02.2013, свидетельство серии 50 № 013151179, выдано Межрайонной инспекцией Федеральной налоговой службы № 20 по Московской области; лицензия на осуществление медицинской деятельности № Л041-01162-50/00299266 от 19.07.2016, предоставлена бессрочно, лицензирующий орган — Министерство здравоохранения Московской области (143407, Московская область, г. Красногорск, бульвар Строителей, д. 1, телефон 8 (498) 602-03-01); перечень выполняемых работ (услуг), составляющих медицинскую деятельность, указанных в едином реестре лицензий Федеральной службы по надзору в сфере здравоохранения: при оказании первичной специализированной медико-санитарной помощи в амбулаторных условиях по: стоматологии терапевтической, стоматологии хирургической, стоматологии ортопедической, стоматологии детской, ортодонтии, рентгенологии, сестринскому делу, организации здравоохранения и общественному здоровью; выписка из реестра лицензий размещена на информационном стенде и на сайте Исполнителя), именуемое в дальнейшем «Исполнитель», в лице генерального директора Геворкяна Санатрука Ивановича, действующего на основании Устава, с одной стороны, и</w:t>
       </w:r>
     </w:p>
     <w:p>
@@ -2063,6 +2063,35 @@
     </w:p>
     <w:p>
       <w:pPr>
+        <w:tabs>
+          <w:tab w:pos="510" w:val="left"/>
+        </w:tabs>
+        <w:spacing w:after="60"/>
+        <w:ind w:left="510" w:hanging="510"/>
+        <w:jc w:val="both"/>
+      </w:pPr>
+      <w:r>
+        <w:rPr>
+          <w:rFonts w:ascii="Times New Roman" w:hAnsi="Times New Roman" w:eastAsia="Times New Roman"/>
+          <w:b/>
+          <w:i w:val="0"/>
+          <w:sz w:val="21"/>
+        </w:rPr>
+        <w:t>8.7.</w:t>
+        <w:tab/>
+      </w:r>
+      <w:r>
+        <w:rPr>
+          <w:rFonts w:ascii="Times New Roman" w:hAnsi="Times New Roman" w:eastAsia="Times New Roman"/>
+          <w:b w:val="0"/>
+          <w:i w:val="0"/>
+          <w:sz w:val="21"/>
+        </w:rPr>
+        <w:t>Обращения (жалобы) и требования, связанные с оказанием услуг, направляются Исполнителю в любой форме и любым способом, в том числе: письменно по адресу 143968, Московская область, г. Реутов, ул. Победы, д. 22; по электронной почте angel.dent@bk.ru; устно администратору или руководителю клиники. Обращение может быть направлено также в контролирующие органы: Министерство здравоохранения Московской области (143407, Московская область, г. Красногорск, бульвар Строителей, д. 1, телефон 8 (498) 602-03-19); Территориальный орган Росздравнадзора по г. Москве и Московской области (109316, г. Москва, Волгоградский проспект, д. 27, office@reg77.roszdravnadzor.gov.ru); Управление Роспотребнадзора по Московской области (141014, Московская область, г. Мытищи, ул. Семашко, д. 2, телефон 8 (498) 684-49-09). Ответ на письменное обращение направляется по адресу или на адрес электронной почты, указанные Пациентом в разделе 15 Договора.</w:t>
+      </w:r>
+    </w:p>
+    <w:p>
+      <w:pPr>
         <w:keepNext w:val="0"/>
         <w:spacing w:after="40"/>
         <w:jc w:val="both"/>
@@ -2697,6 +2726,35 @@
           <w:sz w:val="21"/>
         </w:rPr>
         <w:t>13.6.</w:t>
+        <w:tab/>
+      </w:r>
+      <w:r>
+        <w:rPr>
+          <w:rFonts w:ascii="Times New Roman" w:hAnsi="Times New Roman" w:eastAsia="Times New Roman"/>
+          <w:b w:val="0"/>
+          <w:i w:val="0"/>
+          <w:sz w:val="21"/>
+        </w:rPr>
+        <w:t>Пациент уведомлён, что в соответствии с частью 3 статьи 27 Федерального закона № 323-ФЗ граждане, находящиеся на лечении, обязаны соблюдать режим лечения, в том числе определённый на период их временной нетрудоспособности, и правила поведения пациента в медицинских организациях. Правила поведения пациента (правила внутреннего распорядка для пациентов) утверждены Исполнителем, размещены на информационном стенде и на сайте Исполнителя и предоставляются Пациенту по его требованию.</w:t>
+      </w:r>
+    </w:p>
+    <w:p>
+      <w:pPr>
+        <w:tabs>
+          <w:tab w:pos="510" w:val="left"/>
+        </w:tabs>
+        <w:spacing w:after="60"/>
+        <w:ind w:left="510" w:hanging="510"/>
+        <w:jc w:val="both"/>
+      </w:pPr>
+      <w:r>
+        <w:rPr>
+          <w:rFonts w:ascii="Times New Roman" w:hAnsi="Times New Roman" w:eastAsia="Times New Roman"/>
+          <w:b/>
+          <w:i w:val="0"/>
+          <w:sz w:val="21"/>
+        </w:rPr>
+        <w:t>13.7.</w:t>
         <w:tab/>
       </w:r>
       <w:r>
@@ -3892,7 +3950,7 @@
                 <w:color w:val="595959"/>
                 <w:sz w:val="18"/>
               </w:rPr>
-              <w:t>Электронная почта</w:t>
+              <w:t>Электронная почта (адрес для ответов на письменные обращения)</w:t>
             </w:r>
           </w:p>
         </w:tc>

--- a/_materials/dogovor-pacienta/out/Договор-на-оказание-стоматологических-услуг.docx
+++ b/_materials/dogovor-pacienta/out/Договор-на-оказание-стоматологических-услуг.docx
@@ -746,6 +746,35 @@
     </w:p>
     <w:p>
       <w:pPr>
+        <w:tabs>
+          <w:tab w:pos="510" w:val="left"/>
+        </w:tabs>
+        <w:spacing w:after="60"/>
+        <w:ind w:left="510" w:hanging="510"/>
+        <w:jc w:val="both"/>
+      </w:pPr>
+      <w:r>
+        <w:rPr>
+          <w:rFonts w:ascii="Times New Roman" w:hAnsi="Times New Roman" w:eastAsia="Times New Roman"/>
+          <w:b/>
+          <w:i w:val="0"/>
+          <w:sz w:val="21"/>
+        </w:rPr>
+        <w:t>2.9.</w:t>
+        <w:tab/>
+      </w:r>
+      <w:r>
+        <w:rPr>
+          <w:rFonts w:ascii="Times New Roman" w:hAnsi="Times New Roman" w:eastAsia="Times New Roman"/>
+          <w:b w:val="0"/>
+          <w:i w:val="0"/>
+          <w:sz w:val="21"/>
+        </w:rPr>
+        <w:t>Изготовленные индивидуально для Пациента изделия (ортопедические и ортодонтические конструкции, капы, ретейнеры) хранятся у Исполнителя 6 (шесть) месяцев со дня уведомления Пациента об их готовности. По истечении этого срока Исполнитель не отвечает за их сохранность и пригодность к использованию: изделие изготовлено под клиническую ситуацию, которая за это время меняется. Оплаченная стоимость изделия при этом не возвращается в части фактически понесённых расходов (ст. 782 ГК РФ).</w:t>
+      </w:r>
+    </w:p>
+    <w:p>
+      <w:pPr>
         <w:keepNext w:val="0"/>
         <w:spacing w:after="40"/>
         <w:jc w:val="both"/>
@@ -889,6 +918,35 @@
           <w:sz w:val="21"/>
         </w:rPr>
         <w:t>Время приёма резервируется за Пациентом. При опоздании более чем на 15 минут Исполнитель вправе сократить время приёма или, если оказание услуги в оставшееся время невозможно, перенести приём на другую согласованную дату. Если Пациент дважды не явился на приём, не предупредив Исполнителя в срок, указанный в п. 5.3, Исполнитель вправе резервировать время последующих приёмов при условии предварительной оплаты, которая засчитывается в счёт стоимости услуг, а при отказе Пациента от такой оплаты — согласовывать время приёма по мере наличия свободного времени.</w:t>
+      </w:r>
+    </w:p>
+    <w:p>
+      <w:pPr>
+        <w:tabs>
+          <w:tab w:pos="510" w:val="left"/>
+        </w:tabs>
+        <w:spacing w:after="60"/>
+        <w:ind w:left="510" w:hanging="510"/>
+        <w:jc w:val="both"/>
+      </w:pPr>
+      <w:r>
+        <w:rPr>
+          <w:rFonts w:ascii="Times New Roman" w:hAnsi="Times New Roman" w:eastAsia="Times New Roman"/>
+          <w:b/>
+          <w:i w:val="0"/>
+          <w:sz w:val="21"/>
+        </w:rPr>
+        <w:t>3.5.</w:t>
+        <w:tab/>
+      </w:r>
+      <w:r>
+        <w:rPr>
+          <w:rFonts w:ascii="Times New Roman" w:hAnsi="Times New Roman" w:eastAsia="Times New Roman"/>
+          <w:b w:val="0"/>
+          <w:i w:val="0"/>
+          <w:sz w:val="21"/>
+        </w:rPr>
+        <w:t>Если Пациент не явился на очередной этап лечения или контрольный осмотр более 6 (шести) месяцев подряд и не согласовал с Исполнителем перенос, лечение считается приостановленным по инициативе Пациента. Возобновление лечения проводится после повторного осмотра и диагностики; план лечения и стоимость при этом определяются заново по прейскуранту, действующему на дату возобновления, поскольку клиническая ситуация за этот срок изменяется. На незавершённый по этой причине результат гарантийные обязательства не распространяются.</w:t>
       </w:r>
     </w:p>
     <w:p>
@@ -1151,7 +1209,7 @@
           <w:i w:val="0"/>
           <w:sz w:val="21"/>
         </w:rPr>
-        <w:t>Исполнитель вправе отказать в оказании услуг в плановой форме, если Пациент находится в состоянии алкогольного, наркотического или токсического опьянения, при наличии медицинских противопоказаний, а также в иных случаях, предусмотренных законодательством РФ. Отказ и его причина фиксируются в медицинской документации.</w:t>
+        <w:t>Исполнитель вправе отказать в оказании услуг в плановой форме, если Пациент находится в состоянии алкогольного, наркотического или токсического опьянения, при наличии медицинских противопоказаний, а также при нарушении Пациентом правил поведения в медицинской организации (агрессия, оскорбления, угрозы работникам или другим пациентам) и в иных случаях, предусмотренных законодательством РФ. Отказ и его причина фиксируются в медицинской документации.</w:t>
       </w:r>
     </w:p>
     <w:p>
@@ -1502,6 +1560,64 @@
           <w:sz w:val="21"/>
         </w:rPr>
         <w:t>Если Пациент отказывается от рекомендованного Исполнителем объёма лечения (в том числе от подготовительного этапа, от лечения сопутствующих заболеваний полости рта, от изготовления защитной капы), отказ фиксируется письменно в плане лечения или в медицинской документации с указанием разъяснённых Пациенту последствий.</w:t>
+      </w:r>
+    </w:p>
+    <w:p>
+      <w:pPr>
+        <w:tabs>
+          <w:tab w:pos="510" w:val="left"/>
+        </w:tabs>
+        <w:spacing w:after="60"/>
+        <w:ind w:left="510" w:hanging="510"/>
+        <w:jc w:val="both"/>
+      </w:pPr>
+      <w:r>
+        <w:rPr>
+          <w:rFonts w:ascii="Times New Roman" w:hAnsi="Times New Roman" w:eastAsia="Times New Roman"/>
+          <w:b/>
+          <w:i w:val="0"/>
+          <w:sz w:val="21"/>
+        </w:rPr>
+        <w:t>5.10.</w:t>
+        <w:tab/>
+      </w:r>
+      <w:r>
+        <w:rPr>
+          <w:rFonts w:ascii="Times New Roman" w:hAnsi="Times New Roman" w:eastAsia="Times New Roman"/>
+          <w:b w:val="0"/>
+          <w:i w:val="0"/>
+          <w:sz w:val="21"/>
+        </w:rPr>
+        <w:t>Пациент обязан сообщать лечащему врачу о лечении, полученном в других медицинских организациях в отношении тех же зубов или конструкций, и по возможности предоставлять медицинские документы о нём. Вмешательство третьих лиц в результат оказанной Исполнителем услуги прекращает действие гарантийных обязательств в отношении этого результата.</w:t>
+      </w:r>
+    </w:p>
+    <w:p>
+      <w:pPr>
+        <w:tabs>
+          <w:tab w:pos="510" w:val="left"/>
+        </w:tabs>
+        <w:spacing w:after="60"/>
+        <w:ind w:left="510" w:hanging="510"/>
+        <w:jc w:val="both"/>
+      </w:pPr>
+      <w:r>
+        <w:rPr>
+          <w:rFonts w:ascii="Times New Roman" w:hAnsi="Times New Roman" w:eastAsia="Times New Roman"/>
+          <w:b/>
+          <w:i w:val="0"/>
+          <w:sz w:val="21"/>
+        </w:rPr>
+        <w:t>5.11.</w:t>
+        <w:tab/>
+      </w:r>
+      <w:r>
+        <w:rPr>
+          <w:rFonts w:ascii="Times New Roman" w:hAnsi="Times New Roman" w:eastAsia="Times New Roman"/>
+          <w:b w:val="0"/>
+          <w:i w:val="0"/>
+          <w:sz w:val="21"/>
+        </w:rPr>
+        <w:t>Если Договор подписан законным представителем, услуги, оказанные Пациенту, оплачивает представитель. Он же получает документы об оплате и информацию о лечении в объёме, предусмотренном законом.</w:t>
       </w:r>
     </w:p>
     <w:p>

--- a/_materials/dogovor-pacienta/out/Договор-на-оказание-стоматологических-услуг.docx
+++ b/_materials/dogovor-pacienta/out/Договор-на-оказание-стоматологических-услуг.docx
@@ -64,13 +64,13 @@
         </w:tblBorders>
       </w:tblPr>
       <w:tblGrid>
-        <w:gridCol w:w="5128"/>
-        <w:gridCol w:w="5128"/>
+        <w:gridCol w:w="4961"/>
+        <w:gridCol w:w="4961"/>
       </w:tblGrid>
       <w:tr>
         <w:tc>
           <w:tcPr>
-            <w:tcW w:type="dxa" w:w="5128"/>
+            <w:tcW w:type="dxa" w:w="4961"/>
           </w:tcPr>
           <w:p>
             <w:pPr>
@@ -91,7 +91,7 @@
         </w:tc>
         <w:tc>
           <w:tcPr>
-            <w:tcW w:type="dxa" w:w="5128"/>
+            <w:tcW w:type="dxa" w:w="4961"/>
           </w:tcPr>
           <w:p>
             <w:pPr>
@@ -2355,6 +2355,35 @@
     </w:p>
     <w:p>
       <w:pPr>
+        <w:tabs>
+          <w:tab w:pos="510" w:val="left"/>
+        </w:tabs>
+        <w:spacing w:after="60"/>
+        <w:ind w:left="510" w:hanging="510"/>
+        <w:jc w:val="both"/>
+      </w:pPr>
+      <w:r>
+        <w:rPr>
+          <w:rFonts w:ascii="Times New Roman" w:hAnsi="Times New Roman" w:eastAsia="Times New Roman"/>
+          <w:b/>
+          <w:i w:val="0"/>
+          <w:sz w:val="21"/>
+        </w:rPr>
+        <w:t>9.4.</w:t>
+        <w:tab/>
+      </w:r>
+      <w:r>
+        <w:rPr>
+          <w:rFonts w:ascii="Times New Roman" w:hAnsi="Times New Roman" w:eastAsia="Times New Roman"/>
+          <w:b w:val="0"/>
+          <w:i w:val="0"/>
+          <w:sz w:val="21"/>
+        </w:rPr>
+        <w:t>Цели, сроки хранения и порядок обработки персональных данных, а также права Пациента как субъекта персональных данных определены Политикой Исполнителя в отношении обработки персональных данных, размещённой в свободном доступе на сайте angel-denta.ru и на информационном стенде. Пациент вправе получить сведения об обработке своих данных, требовать их уточнения, блокирования или уничтожения, а также обжаловать действия Исполнителя в уполномоченном органе по защите прав субъектов персональных данных и в суде (ст. 14 и ст. 17 Федерального закона № 152-ФЗ).</w:t>
+      </w:r>
+    </w:p>
+    <w:p>
+      <w:pPr>
         <w:keepNext w:val="0"/>
         <w:spacing w:after="40"/>
         <w:jc w:val="both"/>
@@ -4475,7 +4504,7 @@
     </w:tbl>
     <w:sectPr>
       <w:footerReference w:type="default" r:id="rId9"/>
-      <w:pgSz w:w="12240" w:h="15840"/>
+      <w:pgSz w:w="11906" w:h="16838"/>
       <w:pgMar w:top="1020" w:right="850" w:bottom="907" w:left="1134" w:header="720" w:footer="720" w:gutter="0"/>
       <w:cols w:space="720"/>
       <w:docGrid w:linePitch="360"/>
